--- a/Предварительный анализ.docx
+++ b/Предварительный анализ.docx
@@ -159,26 +159,19 @@
     </w:p>
     <w:p>
       <w:r>
-        <w:t>Среди лиц, влияющих на систему, можно выделить 3 лица:</w:t>
-      </w:r>
-    </w:p>
-    <w:p>
-      <w:pPr>
-        <w:pStyle w:val="a"/>
-        <w:numPr>
-          <w:ilvl w:val="0"/>
-          <w:numId w:val="12"/>
-        </w:numPr>
-        <w:ind w:left="0" w:firstLine="851"/>
-      </w:pPr>
-      <w:r>
-        <w:t>Лицо</w:t>
-      </w:r>
-      <w:r>
-        <w:t>-создатель</w:t>
-      </w:r>
-      <w:r>
-        <w:t xml:space="preserve">, </w:t>
+        <w:t xml:space="preserve">Среди лиц, влияющих на систему, можно выделить </w:t>
+      </w:r>
+      <w:r>
+        <w:t xml:space="preserve">лишь 1 </w:t>
+      </w:r>
+      <w:r>
+        <w:t>лиц</w:t>
+      </w:r>
+      <w:r>
+        <w:t>о – пользователь,</w:t>
+      </w:r>
+      <w:r>
+        <w:t xml:space="preserve"> </w:t>
       </w:r>
       <w:r>
         <w:t xml:space="preserve">главными потребностями </w:t>
@@ -193,6 +186,15 @@
         <w:t xml:space="preserve"> является </w:t>
       </w:r>
       <w:r>
+        <w:t>(</w:t>
+      </w:r>
+      <w:r>
+        <w:t>само-</w:t>
+      </w:r>
+      <w:r>
+        <w:t>)</w:t>
+      </w:r>
+      <w:r>
         <w:t>обучен</w:t>
       </w:r>
       <w:r>
@@ -202,22 +204,16 @@
         <w:t xml:space="preserve"> </w:t>
       </w:r>
       <w:r>
-        <w:t xml:space="preserve">и актуализация данных </w:t>
-      </w:r>
-      <w:r>
-        <w:t>пользователей, проходящих уровни симуляции,</w:t>
-      </w:r>
-      <w:r>
-        <w:t xml:space="preserve"> в курс </w:t>
+        <w:t xml:space="preserve">и актуализация </w:t>
+      </w:r>
+      <w:r>
+        <w:t xml:space="preserve">знаний по </w:t>
       </w:r>
       <w:r>
         <w:t>безопасности жизнедеятельности</w:t>
       </w:r>
       <w:r>
-        <w:t xml:space="preserve"> (Учителя, преподаватели учебных учреждений, руководители предприятий и ответственные за технику безопасности)</w:t>
-      </w:r>
-      <w:r>
-        <w:t>:</w:t>
+        <w:t xml:space="preserve"> посредствам прохождения уровней симуляции:</w:t>
       </w:r>
     </w:p>
     <w:p>
@@ -255,47 +251,6 @@
       </w:r>
       <w:r>
         <w:t>в настоящее время</w:t>
-      </w:r>
-      <w:r>
-        <w:t>;</w:t>
-      </w:r>
-    </w:p>
-    <w:p>
-      <w:pPr>
-        <w:pStyle w:val="a"/>
-      </w:pPr>
-      <w:r>
-        <w:t xml:space="preserve">игра должна иметь конструктор </w:t>
-      </w:r>
-      <w:r>
-        <w:t>уровней, чтобы</w:t>
-      </w:r>
-      <w:r>
-        <w:t xml:space="preserve"> </w:t>
-      </w:r>
-      <w:r>
-        <w:t>лицо</w:t>
-      </w:r>
-      <w:r>
-        <w:t xml:space="preserve"> мог</w:t>
-      </w:r>
-      <w:r>
-        <w:t>ло</w:t>
-      </w:r>
-      <w:r>
-        <w:t xml:space="preserve"> </w:t>
-      </w:r>
-      <w:r>
-        <w:t>создать</w:t>
-      </w:r>
-      <w:r>
-        <w:t xml:space="preserve"> ситуацию, актуальную</w:t>
-      </w:r>
-      <w:r>
-        <w:t xml:space="preserve"> в данный момент</w:t>
-      </w:r>
-      <w:r>
-        <w:t xml:space="preserve"> по его интересам и запросам</w:t>
       </w:r>
       <w:r>
         <w:t>.</w:t>
@@ -313,189 +268,29 @@
     </w:p>
     <w:p>
       <w:pPr>
-        <w:pStyle w:val="a"/>
-        <w:numPr>
-          <w:ilvl w:val="0"/>
-          <w:numId w:val="12"/>
-        </w:numPr>
-        <w:ind w:left="0" w:firstLine="851"/>
+        <w:keepLines w:val="0"/>
+        <w:spacing w:before="0" w:after="160" w:line="259" w:lineRule="auto"/>
+        <w:ind w:firstLine="0"/>
+        <w:contextualSpacing w:val="0"/>
+        <w:jc w:val="left"/>
         <w:rPr>
-          <w:rFonts w:cs="Times New Roman"/>
+          <w:rFonts w:eastAsiaTheme="majorEastAsia" w:cs="Times New Roman"/>
+          <w:b/>
+          <w:bCs/>
+          <w:noProof/>
+          <w:szCs w:val="36"/>
         </w:rPr>
       </w:pPr>
       <w:r>
-        <w:rPr>
-          <w:rFonts w:cs="Times New Roman"/>
-          <w:szCs w:val="28"/>
-        </w:rPr>
-        <w:lastRenderedPageBreak/>
-        <w:t>Пользователи</w:t>
-      </w:r>
-      <w:r>
-        <w:rPr>
-          <w:rFonts w:cs="Times New Roman"/>
-          <w:szCs w:val="28"/>
-        </w:rPr>
-        <w:t>-подчинённые</w:t>
-      </w:r>
-      <w:r>
-        <w:rPr>
-          <w:rFonts w:cs="Times New Roman"/>
-          <w:szCs w:val="28"/>
-        </w:rPr>
-        <w:t>, проходящие уровни симуляции, цель которых расширить или закрепить свои знания действий при ЧС, а также повышение скорости реакции и спокойствия при возникновения экстренной ситуации:</w:t>
+        <w:br w:type="page"/>
       </w:r>
     </w:p>
     <w:p>
       <w:pPr>
-        <w:pStyle w:val="a"/>
-        <w:rPr>
-          <w:szCs w:val="28"/>
-        </w:rPr>
-      </w:pPr>
-      <w:r>
-        <w:t>игра должна иметь «дружелюбный» интуитивно-понятный интерфейс для пользователей</w:t>
-      </w:r>
-      <w:r>
-        <w:t xml:space="preserve"> </w:t>
-      </w:r>
-      <w:r>
-        <w:t xml:space="preserve">любого возраста старше </w:t>
-      </w:r>
-      <w:r>
-        <w:t>6</w:t>
-      </w:r>
-      <w:r>
-        <w:t xml:space="preserve"> лет</w:t>
-      </w:r>
-      <w:r>
-        <w:t>;</w:t>
-      </w:r>
-    </w:p>
-    <w:p>
-      <w:pPr>
-        <w:pStyle w:val="a"/>
-      </w:pPr>
-      <w:r>
-        <w:t>игра должна иметь уровни, которые будут актуальны в настоящее время</w:t>
-      </w:r>
-      <w:r>
-        <w:t>;</w:t>
-      </w:r>
-    </w:p>
-    <w:p>
-      <w:pPr>
-        <w:pStyle w:val="a"/>
-      </w:pPr>
-      <w:r>
-        <w:t>игра должна содержать кастомизированные уровни, созданные в конструкторе вышеуказанным лицом</w:t>
-      </w:r>
-      <w:r>
-        <w:t>.</w:t>
-      </w:r>
-    </w:p>
-    <w:p>
-      <w:pPr>
-        <w:pStyle w:val="a"/>
-        <w:numPr>
-          <w:ilvl w:val="0"/>
-          <w:numId w:val="0"/>
-        </w:numPr>
-        <w:ind w:left="852"/>
-      </w:pPr>
-    </w:p>
-    <w:p>
-      <w:pPr>
-        <w:pStyle w:val="a"/>
-        <w:numPr>
-          <w:ilvl w:val="0"/>
-          <w:numId w:val="12"/>
-        </w:numPr>
-        <w:ind w:left="0" w:firstLine="851"/>
-        <w:rPr>
-          <w:rFonts w:cs="Times New Roman"/>
-          <w:szCs w:val="28"/>
-        </w:rPr>
-      </w:pPr>
-      <w:r>
-        <w:rPr>
-          <w:rFonts w:cs="Times New Roman"/>
-          <w:szCs w:val="28"/>
-        </w:rPr>
-        <w:t xml:space="preserve">Любые другие </w:t>
-      </w:r>
-      <w:r>
-        <w:rPr>
-          <w:rFonts w:cs="Times New Roman"/>
-          <w:szCs w:val="28"/>
-        </w:rPr>
-        <w:t>заинтересованные</w:t>
-      </w:r>
-      <w:r>
-        <w:rPr>
-          <w:rFonts w:cs="Times New Roman"/>
-          <w:szCs w:val="28"/>
-        </w:rPr>
-        <w:t xml:space="preserve"> в ПО</w:t>
-      </w:r>
-      <w:r>
-        <w:rPr>
-          <w:rFonts w:cs="Times New Roman"/>
-          <w:szCs w:val="28"/>
-        </w:rPr>
-        <w:t xml:space="preserve"> пользователи: </w:t>
-      </w:r>
-    </w:p>
-    <w:p>
-      <w:pPr>
-        <w:pStyle w:val="a"/>
-        <w:rPr>
-          <w:szCs w:val="28"/>
-        </w:rPr>
-      </w:pPr>
-      <w:r>
-        <w:t xml:space="preserve">игра должна иметь «дружелюбный» интуитивно-понятный интерфейс для </w:t>
-      </w:r>
-      <w:r>
-        <w:t xml:space="preserve">пользователей любого возраста старше </w:t>
-      </w:r>
-      <w:r>
-        <w:t>6</w:t>
-      </w:r>
-      <w:r>
-        <w:t xml:space="preserve"> лет;</w:t>
-      </w:r>
-    </w:p>
-    <w:p>
-      <w:pPr>
-        <w:pStyle w:val="a"/>
-        <w:rPr>
-          <w:szCs w:val="28"/>
-        </w:rPr>
-      </w:pPr>
-      <w:r>
-        <w:t>игра должна иметь уровни, которые будут актуальны в настоящее время;</w:t>
-      </w:r>
-    </w:p>
-    <w:p>
-      <w:pPr>
-        <w:pStyle w:val="a"/>
-      </w:pPr>
-      <w:r>
-        <w:t>игра должна иметь конструктор уровней, чтобы пользователь мог создать свой уровень</w:t>
-      </w:r>
-      <w:r>
-        <w:t xml:space="preserve"> с ситуацией, актуальной в данный момент</w:t>
-      </w:r>
-      <w:r>
-        <w:t>.</w:t>
-      </w:r>
-    </w:p>
-    <w:p>
-      <w:pPr>
         <w:pStyle w:val="1"/>
       </w:pPr>
       <w:r>
+        <w:lastRenderedPageBreak/>
         <w:t>Границы игры</w:t>
       </w:r>
       <w:r>
@@ -539,10 +334,13 @@
         <w:pStyle w:val="a"/>
       </w:pPr>
       <w:r>
-        <w:t xml:space="preserve">хранилище объектов взаимодействия </w:t>
-      </w:r>
-      <w:r>
-        <w:t>с игроком;</w:t>
+        <w:t xml:space="preserve">хранилище </w:t>
+      </w:r>
+      <w:r>
+        <w:t>моделек</w:t>
+      </w:r>
+      <w:r>
+        <w:t>;</w:t>
       </w:r>
     </w:p>
     <w:p>
@@ -583,7 +381,7 @@
         <w:pStyle w:val="a"/>
       </w:pPr>
       <w:r>
-        <w:t>внутренний таймер для особых событий уровней;</w:t>
+        <w:t>инвентарь;</w:t>
       </w:r>
     </w:p>
     <w:p>
@@ -591,7 +389,7 @@
         <w:pStyle w:val="a"/>
       </w:pPr>
       <w:r>
-        <w:t>хранилище моделек формирования кастомизированного уровня;</w:t>
+        <w:t>внутренний таймер для особых событий уровней;</w:t>
       </w:r>
     </w:p>
     <w:p>
@@ -599,10 +397,7 @@
         <w:pStyle w:val="a"/>
       </w:pPr>
       <w:r>
-        <w:t>конструктор уровней с помощью встроенных моделей</w:t>
-      </w:r>
-      <w:r>
-        <w:t>;</w:t>
+        <w:t>настройки интерфейса программы, которыми управляет пользователь;</w:t>
       </w:r>
     </w:p>
     <w:p>
@@ -610,7 +405,6 @@
         <w:pStyle w:val="a"/>
       </w:pPr>
       <w:r>
-        <w:lastRenderedPageBreak/>
         <w:t>система сохранения прогресса прохождения уровня пользователем</w:t>
       </w:r>
       <w:r>
@@ -674,7 +468,7 @@
       <w:tr>
         <w:tc>
           <w:tcPr>
-            <w:tcW w:w="5097" w:type="dxa"/>
+            <w:tcW w:w="4966" w:type="dxa"/>
             <w:tcBorders>
               <w:top w:val="single" w:sz="4" w:space="0" w:color="auto"/>
               <w:left w:val="single" w:sz="4" w:space="0" w:color="auto"/>
@@ -707,7 +501,7 @@
         </w:tc>
         <w:tc>
           <w:tcPr>
-            <w:tcW w:w="5098" w:type="dxa"/>
+            <w:tcW w:w="4947" w:type="dxa"/>
             <w:tcBorders>
               <w:top w:val="single" w:sz="4" w:space="0" w:color="auto"/>
               <w:left w:val="single" w:sz="4" w:space="0" w:color="auto"/>
@@ -742,7 +536,7 @@
       <w:tr>
         <w:tc>
           <w:tcPr>
-            <w:tcW w:w="5097" w:type="dxa"/>
+            <w:tcW w:w="4966" w:type="dxa"/>
             <w:tcBorders>
               <w:top w:val="single" w:sz="4" w:space="0" w:color="auto"/>
               <w:left w:val="single" w:sz="4" w:space="0" w:color="auto"/>
@@ -771,7 +565,7 @@
         </w:tc>
         <w:tc>
           <w:tcPr>
-            <w:tcW w:w="5098" w:type="dxa"/>
+            <w:tcW w:w="4947" w:type="dxa"/>
             <w:tcBorders>
               <w:top w:val="single" w:sz="4" w:space="0" w:color="auto"/>
               <w:left w:val="single" w:sz="4" w:space="0" w:color="auto"/>
@@ -816,7 +610,7 @@
       <w:tr>
         <w:tc>
           <w:tcPr>
-            <w:tcW w:w="5097" w:type="dxa"/>
+            <w:tcW w:w="4966" w:type="dxa"/>
             <w:tcBorders>
               <w:top w:val="single" w:sz="4" w:space="0" w:color="auto"/>
               <w:left w:val="single" w:sz="4" w:space="0" w:color="auto"/>
@@ -845,7 +639,7 @@
         </w:tc>
         <w:tc>
           <w:tcPr>
-            <w:tcW w:w="5098" w:type="dxa"/>
+            <w:tcW w:w="4947" w:type="dxa"/>
             <w:tcBorders>
               <w:top w:val="single" w:sz="4" w:space="0" w:color="auto"/>
               <w:left w:val="single" w:sz="4" w:space="0" w:color="auto"/>
@@ -900,7 +694,7 @@
       <w:tr>
         <w:tc>
           <w:tcPr>
-            <w:tcW w:w="5097" w:type="dxa"/>
+            <w:tcW w:w="4966" w:type="dxa"/>
             <w:tcBorders>
               <w:top w:val="single" w:sz="4" w:space="0" w:color="auto"/>
               <w:left w:val="single" w:sz="4" w:space="0" w:color="auto"/>
@@ -922,13 +716,14 @@
               <w:rPr>
                 <w:rFonts w:cs="Times New Roman"/>
               </w:rPr>
+              <w:lastRenderedPageBreak/>
               <w:t>Список самых частых ЧС ситуаций</w:t>
             </w:r>
           </w:p>
         </w:tc>
         <w:tc>
           <w:tcPr>
-            <w:tcW w:w="5098" w:type="dxa"/>
+            <w:tcW w:w="4947" w:type="dxa"/>
             <w:tcBorders>
               <w:top w:val="single" w:sz="4" w:space="0" w:color="auto"/>
               <w:left w:val="single" w:sz="4" w:space="0" w:color="auto"/>
@@ -988,7 +783,7 @@
       <w:tr>
         <w:tc>
           <w:tcPr>
-            <w:tcW w:w="5097" w:type="dxa"/>
+            <w:tcW w:w="4966" w:type="dxa"/>
             <w:tcBorders>
               <w:top w:val="single" w:sz="4" w:space="0" w:color="auto"/>
               <w:left w:val="single" w:sz="4" w:space="0" w:color="auto"/>
@@ -1017,7 +812,7 @@
         </w:tc>
         <w:tc>
           <w:tcPr>
-            <w:tcW w:w="5098" w:type="dxa"/>
+            <w:tcW w:w="4947" w:type="dxa"/>
             <w:tcBorders>
               <w:top w:val="single" w:sz="4" w:space="0" w:color="auto"/>
               <w:left w:val="single" w:sz="4" w:space="0" w:color="auto"/>
@@ -1048,14 +843,13 @@
       <w:tr>
         <w:tc>
           <w:tcPr>
-            <w:tcW w:w="5097" w:type="dxa"/>
+            <w:tcW w:w="4966" w:type="dxa"/>
             <w:tcBorders>
               <w:top w:val="single" w:sz="4" w:space="0" w:color="auto"/>
               <w:left w:val="single" w:sz="4" w:space="0" w:color="auto"/>
               <w:bottom w:val="single" w:sz="4" w:space="0" w:color="auto"/>
               <w:right w:val="single" w:sz="4" w:space="0" w:color="auto"/>
             </w:tcBorders>
-            <w:hideMark/>
           </w:tcPr>
           <w:p>
             <w:pPr>
@@ -1071,20 +865,19 @@
                 <w:rFonts w:cs="Times New Roman"/>
                 <w:szCs w:val="28"/>
               </w:rPr>
-              <w:t>Объекты для формирования кастомизированного уровня</w:t>
+              <w:t>Настройки интерфейса программы</w:t>
             </w:r>
           </w:p>
         </w:tc>
         <w:tc>
           <w:tcPr>
-            <w:tcW w:w="5098" w:type="dxa"/>
+            <w:tcW w:w="4947" w:type="dxa"/>
             <w:tcBorders>
               <w:top w:val="single" w:sz="4" w:space="0" w:color="auto"/>
               <w:left w:val="single" w:sz="4" w:space="0" w:color="auto"/>
               <w:bottom w:val="single" w:sz="4" w:space="0" w:color="auto"/>
               <w:right w:val="single" w:sz="4" w:space="0" w:color="auto"/>
             </w:tcBorders>
-            <w:hideMark/>
           </w:tcPr>
           <w:p>
             <w:pPr>
@@ -1100,7 +893,7 @@
                 <w:rFonts w:cs="Times New Roman"/>
                 <w:szCs w:val="28"/>
               </w:rPr>
-              <w:t>Создаются заранее и предоставляются для использования в конструкторе</w:t>
+              <w:t>Заранее задаются по умолчанию разработчиком при разработке программы. Изменяются пользователем при необходимости</w:t>
             </w:r>
           </w:p>
         </w:tc>
@@ -1108,18 +901,10 @@
     </w:tbl>
     <w:p>
       <w:pPr>
-        <w:rPr>
-          <w:rFonts w:cs="Times New Roman"/>
-          <w:szCs w:val="28"/>
-        </w:rPr>
-      </w:pPr>
-    </w:p>
-    <w:p>
-      <w:pPr>
         <w:pStyle w:val="1"/>
       </w:pPr>
       <w:r>
-        <w:t>Основные риски.</w:t>
+        <w:t>Основные риски</w:t>
       </w:r>
     </w:p>
     <w:p>
@@ -1198,15 +983,6 @@
         </w:rPr>
       </w:pPr>
       <w:r>
-        <w:br w:type="page"/>
-      </w:r>
-    </w:p>
-    <w:p>
-      <w:pPr>
-        <w:pStyle w:val="vgutTableName"/>
-      </w:pPr>
-      <w:r>
-        <w:lastRenderedPageBreak/>
         <w:t xml:space="preserve">Таблица </w:t>
       </w:r>
       <w:r>
@@ -1458,48 +1234,6 @@
               </w:rPr>
               <w:t>я</w:t>
             </w:r>
-            <w:r>
-              <w:rPr>
-                <w:sz w:val="28"/>
-                <w:szCs w:val="28"/>
-              </w:rPr>
-              <w:t xml:space="preserve"> и </w:t>
-            </w:r>
-            <w:r>
-              <w:rPr>
-                <w:sz w:val="28"/>
-                <w:szCs w:val="28"/>
-              </w:rPr>
-              <w:t xml:space="preserve">потеря </w:t>
-            </w:r>
-            <w:r>
-              <w:rPr>
-                <w:sz w:val="28"/>
-                <w:szCs w:val="28"/>
-              </w:rPr>
-              <w:t xml:space="preserve">черновиков/готовых макетов </w:t>
-            </w:r>
-            <w:r>
-              <w:rPr>
-                <w:sz w:val="28"/>
-                <w:szCs w:val="28"/>
-              </w:rPr>
-              <w:t>кастомизированных</w:t>
-            </w:r>
-            <w:r>
-              <w:rPr>
-                <w:sz w:val="28"/>
-                <w:szCs w:val="28"/>
-              </w:rPr>
-              <w:t xml:space="preserve"> уро</w:t>
-            </w:r>
-            <w:r>
-              <w:rPr>
-                <w:sz w:val="28"/>
-                <w:szCs w:val="28"/>
-              </w:rPr>
-              <w:t>вней</w:t>
-            </w:r>
           </w:p>
         </w:tc>
       </w:tr>
@@ -1675,6 +1409,7 @@
         <w:ind w:left="0" w:firstLine="851"/>
       </w:pPr>
       <w:r>
+        <w:lastRenderedPageBreak/>
         <w:t>кратковременные и ненатуралистические изображения или описание заболеваний человека (за исключением тяжелых заболеваний) и</w:t>
       </w:r>
       <w:r>
@@ -2061,14 +1796,7 @@
                 <w:sz w:val="28"/>
                 <w:szCs w:val="28"/>
               </w:rPr>
-              <w:t xml:space="preserve">», после чего персонаж двигается по прямой </w:t>
-            </w:r>
-            <w:r>
-              <w:rPr>
-                <w:sz w:val="28"/>
-                <w:szCs w:val="28"/>
-              </w:rPr>
-              <w:t>вправо</w:t>
+              <w:t>», после чего персонаж двигается по прямой вправо</w:t>
             </w:r>
           </w:p>
         </w:tc>
@@ -2091,21 +1819,7 @@
                 <w:sz w:val="28"/>
                 <w:szCs w:val="28"/>
               </w:rPr>
-              <w:t>Нажатие клавиши «</w:t>
-            </w:r>
-            <w:r>
-              <w:rPr>
-                <w:sz w:val="28"/>
-                <w:szCs w:val="28"/>
-              </w:rPr>
-              <w:t>Е</w:t>
-            </w:r>
-            <w:r>
-              <w:rPr>
-                <w:sz w:val="28"/>
-                <w:szCs w:val="28"/>
-              </w:rPr>
-              <w:t>» - персонаж двигается влево</w:t>
+              <w:t>Нажатие клавиши «Е» - персонаж двигается влево</w:t>
             </w:r>
           </w:p>
         </w:tc>
@@ -2126,21 +1840,7 @@
                 <w:sz w:val="28"/>
                 <w:szCs w:val="28"/>
               </w:rPr>
-              <w:t>Нажать клавишу «</w:t>
-            </w:r>
-            <w:r>
-              <w:rPr>
-                <w:sz w:val="28"/>
-                <w:szCs w:val="28"/>
-              </w:rPr>
-              <w:t>Е</w:t>
-            </w:r>
-            <w:r>
-              <w:rPr>
-                <w:sz w:val="28"/>
-                <w:szCs w:val="28"/>
-              </w:rPr>
-              <w:t>»</w:t>
+              <w:t>Нажать клавишу «Е»</w:t>
             </w:r>
             <w:r>
               <w:rPr>
@@ -2154,21 +1854,7 @@
                 <w:sz w:val="28"/>
                 <w:szCs w:val="28"/>
               </w:rPr>
-              <w:t>перед объектом, с которым можно взаимодействовать</w:t>
-            </w:r>
-            <w:r>
-              <w:rPr>
-                <w:sz w:val="28"/>
-                <w:szCs w:val="28"/>
-              </w:rPr>
-              <w:t xml:space="preserve">, после чего </w:t>
-            </w:r>
-            <w:r>
-              <w:rPr>
-                <w:sz w:val="28"/>
-                <w:szCs w:val="28"/>
-              </w:rPr>
-              <w:t>произойдёт какое-то действие согласно сценарию уровня</w:t>
+              <w:t>перед объектом, с которым можно взаимодействовать, после чего произойдёт какое-то действие согласно сценарию уровня</w:t>
             </w:r>
           </w:p>
         </w:tc>
@@ -2212,21 +1898,7 @@
                 <w:sz w:val="28"/>
                 <w:szCs w:val="28"/>
               </w:rPr>
-              <w:t xml:space="preserve">Нажать на кнопки </w:t>
-            </w:r>
-            <w:r>
-              <w:rPr>
-                <w:sz w:val="28"/>
-                <w:szCs w:val="28"/>
-              </w:rPr>
-              <w:t>«1» - «5»</w:t>
-            </w:r>
-            <w:r>
-              <w:rPr>
-                <w:sz w:val="28"/>
-                <w:szCs w:val="28"/>
-              </w:rPr>
-              <w:t>,  слоты должны активироваться соответственно номеру нажатой кнопки</w:t>
+              <w:t>Нажать на кнопки «1» - «5», слоты должны активироваться соответственно номеру нажатой кнопки</w:t>
             </w:r>
           </w:p>
         </w:tc>
@@ -4111,6 +3783,7 @@
   <w:style w:type="character" w:default="1" w:styleId="a1">
     <w:name w:val="Default Paragraph Font"/>
     <w:uiPriority w:val="1"/>
+    <w:semiHidden/>
     <w:unhideWhenUsed/>
   </w:style>
   <w:style w:type="table" w:default="1" w:styleId="a2">
@@ -4154,7 +3827,6 @@
     <w:basedOn w:val="a0"/>
     <w:link w:val="10"/>
     <w:uiPriority w:val="99"/>
-    <w:semiHidden/>
     <w:unhideWhenUsed/>
     <w:rsid w:val="00E24621"/>
     <w:pPr>
@@ -4170,7 +3842,6 @@
     <w:basedOn w:val="a1"/>
     <w:link w:val="a4"/>
     <w:uiPriority w:val="99"/>
-    <w:semiHidden/>
     <w:rsid w:val="00E24621"/>
     <w:rPr>
       <w:rFonts w:ascii="Times New Roman" w:hAnsi="Times New Roman"/>
@@ -4184,7 +3855,6 @@
     <w:basedOn w:val="a0"/>
     <w:link w:val="11"/>
     <w:uiPriority w:val="99"/>
-    <w:semiHidden/>
     <w:unhideWhenUsed/>
     <w:rsid w:val="00E24621"/>
     <w:pPr>
@@ -4200,7 +3870,6 @@
     <w:basedOn w:val="a1"/>
     <w:link w:val="a5"/>
     <w:uiPriority w:val="99"/>
-    <w:semiHidden/>
     <w:rsid w:val="00E24621"/>
     <w:rPr>
       <w:rFonts w:ascii="Times New Roman" w:hAnsi="Times New Roman"/>
